--- a/22659081_NguyenMinhHoang_Tuan03Nhom03/22659081_NguyenMinhHoang_Tuan03.docx
+++ b/22659081_NguyenMinhHoang_Tuan03Nhom03/22659081_NguyenMinhHoang_Tuan03.docx
@@ -48,6 +48,26 @@
       <w:r>
         <w:t xml:space="preserve">Github: </w:t>
       </w:r>
+      <w:hyperlink r:id="rId6" w:history="1">
+        <w:r>
+          <w:rPr>
+            <w:rStyle w:val="Hyperlink"/>
+          </w:rPr>
+          <w:t>https://github.com/minhhoanght</w:t>
+        </w:r>
+        <w:r>
+          <w:rPr>
+            <w:rStyle w:val="Hyperlink"/>
+          </w:rPr>
+          <w:t>m</w:t>
+        </w:r>
+        <w:r>
+          <w:rPr>
+            <w:rStyle w:val="Hyperlink"/>
+          </w:rPr>
+          <w:t>/Lab_Report_Mobile/tree/main/22659081_NguyenMinhHoang_Tuan03Nhom03</w:t>
+        </w:r>
+      </w:hyperlink>
     </w:p>
     <w:p>
       <w:pPr>
@@ -84,7 +104,7 @@
                     <pic:cNvPicPr/>
                   </pic:nvPicPr>
                   <pic:blipFill>
-                    <a:blip r:embed="rId6"/>
+                    <a:blip r:embed="rId7"/>
                     <a:stretch>
                       <a:fillRect/>
                     </a:stretch>
@@ -124,7 +144,7 @@
                     <pic:cNvPicPr/>
                   </pic:nvPicPr>
                   <pic:blipFill>
-                    <a:blip r:embed="rId7"/>
+                    <a:blip r:embed="rId8"/>
                     <a:stretch>
                       <a:fillRect/>
                     </a:stretch>
@@ -164,7 +184,7 @@
                     <pic:cNvPicPr/>
                   </pic:nvPicPr>
                   <pic:blipFill>
-                    <a:blip r:embed="rId8"/>
+                    <a:blip r:embed="rId9"/>
                     <a:stretch>
                       <a:fillRect/>
                     </a:stretch>
@@ -230,7 +250,7 @@
                     <pic:cNvPicPr/>
                   </pic:nvPicPr>
                   <pic:blipFill>
-                    <a:blip r:embed="rId9"/>
+                    <a:blip r:embed="rId10"/>
                     <a:stretch>
                       <a:fillRect/>
                     </a:stretch>
@@ -270,7 +290,7 @@
                     <pic:cNvPicPr/>
                   </pic:nvPicPr>
                   <pic:blipFill>
-                    <a:blip r:embed="rId10"/>
+                    <a:blip r:embed="rId11"/>
                     <a:stretch>
                       <a:fillRect/>
                     </a:stretch>
@@ -335,7 +355,7 @@
                     <pic:cNvPicPr/>
                   </pic:nvPicPr>
                   <pic:blipFill>
-                    <a:blip r:embed="rId11"/>
+                    <a:blip r:embed="rId12"/>
                     <a:stretch>
                       <a:fillRect/>
                     </a:stretch>
@@ -375,7 +395,7 @@
                     <pic:cNvPicPr/>
                   </pic:nvPicPr>
                   <pic:blipFill>
-                    <a:blip r:embed="rId12"/>
+                    <a:blip r:embed="rId13"/>
                     <a:stretch>
                       <a:fillRect/>
                     </a:stretch>
@@ -457,7 +477,7 @@
                     <pic:cNvPicPr/>
                   </pic:nvPicPr>
                   <pic:blipFill>
-                    <a:blip r:embed="rId13"/>
+                    <a:blip r:embed="rId14"/>
                     <a:stretch>
                       <a:fillRect/>
                     </a:stretch>
@@ -497,7 +517,7 @@
                     <pic:cNvPicPr/>
                   </pic:nvPicPr>
                   <pic:blipFill>
-                    <a:blip r:embed="rId14"/>
+                    <a:blip r:embed="rId15"/>
                     <a:stretch>
                       <a:fillRect/>
                     </a:stretch>
@@ -537,7 +557,7 @@
                     <pic:cNvPicPr/>
                   </pic:nvPicPr>
                   <pic:blipFill>
-                    <a:blip r:embed="rId15"/>
+                    <a:blip r:embed="rId16"/>
                     <a:stretch>
                       <a:fillRect/>
                     </a:stretch>
@@ -577,7 +597,7 @@
                     <pic:cNvPicPr/>
                   </pic:nvPicPr>
                   <pic:blipFill>
-                    <a:blip r:embed="rId16"/>
+                    <a:blip r:embed="rId17"/>
                     <a:stretch>
                       <a:fillRect/>
                     </a:stretch>
@@ -617,7 +637,7 @@
                     <pic:cNvPicPr/>
                   </pic:nvPicPr>
                   <pic:blipFill>
-                    <a:blip r:embed="rId17"/>
+                    <a:blip r:embed="rId18"/>
                     <a:stretch>
                       <a:fillRect/>
                     </a:stretch>
@@ -657,6 +677,9 @@
     </w:p>
     <w:p>
       <w:r>
+        <w:rPr>
+          <w:noProof/>
+        </w:rPr>
         <w:drawing>
           <wp:inline distT="0" distB="0" distL="0" distR="0" wp14:anchorId="7A3EA06E" wp14:editId="3B271147">
             <wp:extent cx="1400348" cy="2842988"/>
@@ -673,7 +696,7 @@
                     <pic:cNvPicPr/>
                   </pic:nvPicPr>
                   <pic:blipFill>
-                    <a:blip r:embed="rId18"/>
+                    <a:blip r:embed="rId19"/>
                     <a:stretch>
                       <a:fillRect/>
                     </a:stretch>
@@ -694,6 +717,9 @@
         </w:drawing>
       </w:r>
       <w:r>
+        <w:rPr>
+          <w:noProof/>
+        </w:rPr>
         <w:drawing>
           <wp:inline distT="0" distB="0" distL="0" distR="0" wp14:anchorId="31E890B5" wp14:editId="5B605B86">
             <wp:extent cx="1400761" cy="2860839"/>
@@ -710,7 +736,7 @@
                     <pic:cNvPicPr/>
                   </pic:nvPicPr>
                   <pic:blipFill>
-                    <a:blip r:embed="rId19"/>
+                    <a:blip r:embed="rId20"/>
                     <a:stretch>
                       <a:fillRect/>
                     </a:stretch>
@@ -731,6 +757,9 @@
         </w:drawing>
       </w:r>
       <w:r>
+        <w:rPr>
+          <w:noProof/>
+        </w:rPr>
         <w:drawing>
           <wp:inline distT="0" distB="0" distL="0" distR="0" wp14:anchorId="139F01AB" wp14:editId="5F3F71DB">
             <wp:extent cx="1474341" cy="2843696"/>
@@ -747,7 +776,7 @@
                     <pic:cNvPicPr/>
                   </pic:nvPicPr>
                   <pic:blipFill>
-                    <a:blip r:embed="rId20"/>
+                    <a:blip r:embed="rId21"/>
                     <a:stretch>
                       <a:fillRect/>
                     </a:stretch>
@@ -768,6 +797,9 @@
         </w:drawing>
       </w:r>
       <w:r>
+        <w:rPr>
+          <w:noProof/>
+        </w:rPr>
         <w:drawing>
           <wp:inline distT="0" distB="0" distL="0" distR="0" wp14:anchorId="23FB4347" wp14:editId="47EE34C3">
             <wp:extent cx="1554066" cy="2823453"/>
@@ -784,7 +816,7 @@
                     <pic:cNvPicPr/>
                   </pic:nvPicPr>
                   <pic:blipFill>
-                    <a:blip r:embed="rId21"/>
+                    <a:blip r:embed="rId22"/>
                     <a:stretch>
                       <a:fillRect/>
                     </a:stretch>
@@ -812,13 +844,11 @@
           <w:color w:val="2F5496" w:themeColor="accent1" w:themeShade="BF"/>
           <w:sz w:val="40"/>
           <w:szCs w:val="40"/>
-          <w:lang/>
         </w:rPr>
       </w:pPr>
       <w:r>
         <w:rPr>
           <w:rFonts w:eastAsia="Times New Roman"/>
-          <w:lang/>
         </w:rPr>
         <w:br w:type="page"/>
       </w:r>
@@ -833,7 +863,6 @@
       <w:r>
         <w:rPr>
           <w:rFonts w:eastAsia="Times New Roman"/>
-          <w:lang/>
         </w:rPr>
         <w:lastRenderedPageBreak/>
         <w:t>Bài tập tổng hợp cuối chương</w:t>
@@ -847,6 +876,9 @@
         </w:rPr>
       </w:pPr>
       <w:r>
+        <w:rPr>
+          <w:noProof/>
+        </w:rPr>
         <w:drawing>
           <wp:inline distT="0" distB="0" distL="0" distR="0" wp14:anchorId="12DB8EEB" wp14:editId="2028B1AB">
             <wp:extent cx="1344106" cy="2794448"/>
@@ -863,7 +895,7 @@
                     <pic:cNvPicPr/>
                   </pic:nvPicPr>
                   <pic:blipFill>
-                    <a:blip r:embed="rId22"/>
+                    <a:blip r:embed="rId23"/>
                     <a:stretch>
                       <a:fillRect/>
                     </a:stretch>
@@ -890,6 +922,9 @@
         <w:t xml:space="preserve"> </w:t>
       </w:r>
       <w:r>
+        <w:rPr>
+          <w:noProof/>
+        </w:rPr>
         <w:drawing>
           <wp:inline distT="0" distB="0" distL="0" distR="0" wp14:anchorId="20689143" wp14:editId="087FBECD">
             <wp:extent cx="1355157" cy="2793282"/>
@@ -906,7 +941,7 @@
                     <pic:cNvPicPr/>
                   </pic:nvPicPr>
                   <pic:blipFill>
-                    <a:blip r:embed="rId23"/>
+                    <a:blip r:embed="rId24"/>
                     <a:stretch>
                       <a:fillRect/>
                     </a:stretch>
@@ -952,7 +987,7 @@
                     <pic:cNvPicPr/>
                   </pic:nvPicPr>
                   <pic:blipFill>
-                    <a:blip r:embed="rId24"/>
+                    <a:blip r:embed="rId25"/>
                     <a:stretch>
                       <a:fillRect/>
                     </a:stretch>
@@ -998,7 +1033,7 @@
                     <pic:cNvPicPr/>
                   </pic:nvPicPr>
                   <pic:blipFill>
-                    <a:blip r:embed="rId25"/>
+                    <a:blip r:embed="rId26"/>
                     <a:stretch>
                       <a:fillRect/>
                     </a:stretch>
@@ -1044,7 +1079,7 @@
                     <pic:cNvPicPr/>
                   </pic:nvPicPr>
                   <pic:blipFill>
-                    <a:blip r:embed="rId26"/>
+                    <a:blip r:embed="rId27"/>
                     <a:stretch>
                       <a:fillRect/>
                     </a:stretch>
@@ -1090,7 +1125,7 @@
                     <pic:cNvPicPr/>
                   </pic:nvPicPr>
                   <pic:blipFill>
-                    <a:blip r:embed="rId27"/>
+                    <a:blip r:embed="rId28"/>
                     <a:stretch>
                       <a:fillRect/>
                     </a:stretch>
@@ -1117,6 +1152,9 @@
         <w:t xml:space="preserve"> </w:t>
       </w:r>
       <w:r>
+        <w:rPr>
+          <w:noProof/>
+        </w:rPr>
         <w:drawing>
           <wp:inline distT="0" distB="0" distL="0" distR="0" wp14:anchorId="66A6A6C2" wp14:editId="5C8D908F">
             <wp:extent cx="1293600" cy="2655736"/>
@@ -1133,7 +1171,7 @@
                     <pic:cNvPicPr/>
                   </pic:nvPicPr>
                   <pic:blipFill>
-                    <a:blip r:embed="rId28"/>
+                    <a:blip r:embed="rId29"/>
                     <a:stretch>
                       <a:fillRect/>
                     </a:stretch>
@@ -1160,6 +1198,9 @@
         <w:t xml:space="preserve"> </w:t>
       </w:r>
       <w:r>
+        <w:rPr>
+          <w:noProof/>
+        </w:rPr>
         <w:drawing>
           <wp:inline distT="0" distB="0" distL="0" distR="0" wp14:anchorId="7DBE95D2" wp14:editId="558C8777">
             <wp:extent cx="1280711" cy="2639833"/>
@@ -1176,7 +1217,7 @@
                     <pic:cNvPicPr/>
                   </pic:nvPicPr>
                   <pic:blipFill>
-                    <a:blip r:embed="rId29"/>
+                    <a:blip r:embed="rId30"/>
                     <a:stretch>
                       <a:fillRect/>
                     </a:stretch>
@@ -1220,7 +1261,6 @@
       <w:r>
         <w:rPr>
           <w:rFonts w:eastAsia="Times New Roman"/>
-          <w:lang/>
         </w:rPr>
         <w:lastRenderedPageBreak/>
         <w:t>Câu hỏi ôn tập</w:t>
@@ -1238,17 +1278,15 @@
           <w:b/>
           <w:bCs/>
           <w:kern w:val="0"/>
-          <w:lang/>
-          <w14:ligatures w14:val="none"/>
-        </w:rPr>
-      </w:pPr>
-      <w:r>
-        <w:rPr>
-          <w:rFonts w:ascii="Times New Roman" w:eastAsia="Times New Roman" w:hAnsi="Times New Roman" w:cs="Times New Roman"/>
-          <w:b/>
-          <w:bCs/>
-          <w:kern w:val="0"/>
-          <w:lang/>
+          <w14:ligatures w14:val="none"/>
+        </w:rPr>
+      </w:pPr>
+      <w:r>
+        <w:rPr>
+          <w:rFonts w:ascii="Times New Roman" w:eastAsia="Times New Roman" w:hAnsi="Times New Roman" w:cs="Times New Roman"/>
+          <w:b/>
+          <w:bCs/>
+          <w:kern w:val="0"/>
           <w14:ligatures w14:val="none"/>
         </w:rPr>
         <w:t xml:space="preserve">Khi nào nên dùng </w:t>
@@ -1261,7 +1299,6 @@
           <w:kern w:val="0"/>
           <w:sz w:val="20"/>
           <w:szCs w:val="20"/>
-          <w:lang/>
           <w14:ligatures w14:val="none"/>
         </w:rPr>
         <w:t>useState</w:t>
@@ -1272,7 +1309,6 @@
           <w:b/>
           <w:bCs/>
           <w:kern w:val="0"/>
-          <w:lang/>
           <w14:ligatures w14:val="none"/>
         </w:rPr>
         <w:t xml:space="preserve"> thay vì </w:t>
@@ -1285,7 +1321,6 @@
           <w:kern w:val="0"/>
           <w:sz w:val="20"/>
           <w:szCs w:val="20"/>
-          <w:lang/>
           <w14:ligatures w14:val="none"/>
         </w:rPr>
         <w:t>useReducer</w:t>
@@ -1296,7 +1331,6 @@
           <w:b/>
           <w:bCs/>
           <w:kern w:val="0"/>
-          <w:lang/>
           <w14:ligatures w14:val="none"/>
         </w:rPr>
         <w:t>?</w:t>
@@ -1313,7 +1347,6 @@
         <w:rPr>
           <w:rFonts w:ascii="Times New Roman" w:eastAsia="Times New Roman" w:hAnsi="Times New Roman" w:cs="Times New Roman"/>
           <w:kern w:val="0"/>
-          <w:lang/>
           <w14:ligatures w14:val="none"/>
         </w:rPr>
       </w:pPr>
@@ -1356,17 +1389,15 @@
           <w:b/>
           <w:bCs/>
           <w:kern w:val="0"/>
-          <w:lang/>
-          <w14:ligatures w14:val="none"/>
-        </w:rPr>
-      </w:pPr>
-      <w:r>
-        <w:rPr>
-          <w:rFonts w:ascii="Times New Roman" w:eastAsia="Times New Roman" w:hAnsi="Times New Roman" w:cs="Times New Roman"/>
-          <w:b/>
-          <w:bCs/>
-          <w:kern w:val="0"/>
-          <w:lang/>
+          <w14:ligatures w14:val="none"/>
+        </w:rPr>
+      </w:pPr>
+      <w:r>
+        <w:rPr>
+          <w:rFonts w:ascii="Times New Roman" w:eastAsia="Times New Roman" w:hAnsi="Times New Roman" w:cs="Times New Roman"/>
+          <w:b/>
+          <w:bCs/>
+          <w:kern w:val="0"/>
           <w14:ligatures w14:val="none"/>
         </w:rPr>
         <w:t xml:space="preserve">Dependency array của </w:t>
@@ -1379,7 +1410,6 @@
           <w:kern w:val="0"/>
           <w:sz w:val="20"/>
           <w:szCs w:val="20"/>
-          <w:lang/>
           <w14:ligatures w14:val="none"/>
         </w:rPr>
         <w:t>useEffect</w:t>
@@ -1390,7 +1420,6 @@
           <w:b/>
           <w:bCs/>
           <w:kern w:val="0"/>
-          <w:lang/>
           <w14:ligatures w14:val="none"/>
         </w:rPr>
         <w:t xml:space="preserve"> có tác dụng gì?</w:t>
@@ -1407,7 +1436,6 @@
         <w:rPr>
           <w:rFonts w:ascii="Times New Roman" w:eastAsia="Times New Roman" w:hAnsi="Times New Roman" w:cs="Times New Roman"/>
           <w:kern w:val="0"/>
-          <w:lang/>
           <w14:ligatures w14:val="none"/>
         </w:rPr>
       </w:pPr>
@@ -1450,17 +1478,15 @@
           <w:b/>
           <w:bCs/>
           <w:kern w:val="0"/>
-          <w:lang/>
-          <w14:ligatures w14:val="none"/>
-        </w:rPr>
-      </w:pPr>
-      <w:r>
-        <w:rPr>
-          <w:rFonts w:ascii="Times New Roman" w:eastAsia="Times New Roman" w:hAnsi="Times New Roman" w:cs="Times New Roman"/>
-          <w:b/>
-          <w:bCs/>
-          <w:kern w:val="0"/>
-          <w:lang/>
+          <w14:ligatures w14:val="none"/>
+        </w:rPr>
+      </w:pPr>
+      <w:r>
+        <w:rPr>
+          <w:rFonts w:ascii="Times New Roman" w:eastAsia="Times New Roman" w:hAnsi="Times New Roman" w:cs="Times New Roman"/>
+          <w:b/>
+          <w:bCs/>
+          <w:kern w:val="0"/>
           <w14:ligatures w14:val="none"/>
         </w:rPr>
         <w:t>Tại sao effect sử dụng bộ đếm thời gian cần có hàm dọn dẹp?</w:t>
@@ -1477,7 +1503,6 @@
         <w:rPr>
           <w:rFonts w:ascii="Times New Roman" w:eastAsia="Times New Roman" w:hAnsi="Times New Roman" w:cs="Times New Roman"/>
           <w:kern w:val="0"/>
-          <w:lang/>
           <w14:ligatures w14:val="none"/>
         </w:rPr>
       </w:pPr>
@@ -1502,7 +1527,6 @@
           <w:b/>
           <w:bCs/>
           <w:kern w:val="0"/>
-          <w:lang/>
           <w14:ligatures w14:val="none"/>
         </w:rPr>
       </w:pPr>
@@ -1514,7 +1538,6 @@
           <w:kern w:val="0"/>
           <w:sz w:val="20"/>
           <w:szCs w:val="20"/>
-          <w:lang/>
           <w14:ligatures w14:val="none"/>
         </w:rPr>
         <w:t>useContext</w:t>
@@ -1525,7 +1548,6 @@
           <w:b/>
           <w:bCs/>
           <w:kern w:val="0"/>
-          <w:lang/>
           <w14:ligatures w14:val="none"/>
         </w:rPr>
         <w:t xml:space="preserve"> giải quyết hạn chế nào của việc truyền props?</w:t>
@@ -1542,7 +1564,6 @@
         <w:rPr>
           <w:rFonts w:ascii="Times New Roman" w:eastAsia="Times New Roman" w:hAnsi="Times New Roman" w:cs="Times New Roman"/>
           <w:kern w:val="0"/>
-          <w:lang/>
           <w14:ligatures w14:val="none"/>
         </w:rPr>
       </w:pPr>
@@ -1585,7 +1606,6 @@
           <w:b/>
           <w:bCs/>
           <w:kern w:val="0"/>
-          <w:lang/>
           <w14:ligatures w14:val="none"/>
         </w:rPr>
       </w:pPr>
@@ -1597,7 +1617,6 @@
           <w:kern w:val="0"/>
           <w:sz w:val="20"/>
           <w:szCs w:val="20"/>
-          <w:lang/>
           <w14:ligatures w14:val="none"/>
         </w:rPr>
         <w:t>useMemo</w:t>
@@ -1608,7 +1627,6 @@
           <w:b/>
           <w:bCs/>
           <w:kern w:val="0"/>
-          <w:lang/>
           <w14:ligatures w14:val="none"/>
         </w:rPr>
         <w:t xml:space="preserve"> ghi nhớ giá trị hay hàm?</w:t>
@@ -1625,7 +1643,6 @@
         <w:rPr>
           <w:rFonts w:ascii="Times New Roman" w:eastAsia="Times New Roman" w:hAnsi="Times New Roman" w:cs="Times New Roman"/>
           <w:kern w:val="0"/>
-          <w:lang/>
           <w14:ligatures w14:val="none"/>
         </w:rPr>
       </w:pPr>
@@ -1668,7 +1685,6 @@
           <w:b/>
           <w:bCs/>
           <w:kern w:val="0"/>
-          <w:lang/>
           <w14:ligatures w14:val="none"/>
         </w:rPr>
       </w:pPr>
@@ -1680,7 +1696,6 @@
           <w:kern w:val="0"/>
           <w:sz w:val="20"/>
           <w:szCs w:val="20"/>
-          <w:lang/>
           <w14:ligatures w14:val="none"/>
         </w:rPr>
         <w:t>useCallback</w:t>
@@ -1691,7 +1706,6 @@
           <w:b/>
           <w:bCs/>
           <w:kern w:val="0"/>
-          <w:lang/>
           <w14:ligatures w14:val="none"/>
         </w:rPr>
         <w:t xml:space="preserve"> ghi nhớ giá trị hay hàm?</w:t>
@@ -1708,7 +1722,6 @@
         <w:rPr>
           <w:rFonts w:ascii="Times New Roman" w:eastAsia="Times New Roman" w:hAnsi="Times New Roman" w:cs="Times New Roman"/>
           <w:kern w:val="0"/>
-          <w:lang/>
           <w14:ligatures w14:val="none"/>
         </w:rPr>
       </w:pPr>
@@ -1751,17 +1764,15 @@
           <w:b/>
           <w:bCs/>
           <w:kern w:val="0"/>
-          <w:lang/>
-          <w14:ligatures w14:val="none"/>
-        </w:rPr>
-      </w:pPr>
-      <w:r>
-        <w:rPr>
-          <w:rFonts w:ascii="Times New Roman" w:eastAsia="Times New Roman" w:hAnsi="Times New Roman" w:cs="Times New Roman"/>
-          <w:b/>
-          <w:bCs/>
-          <w:kern w:val="0"/>
-          <w:lang/>
+          <w14:ligatures w14:val="none"/>
+        </w:rPr>
+      </w:pPr>
+      <w:r>
+        <w:rPr>
+          <w:rFonts w:ascii="Times New Roman" w:eastAsia="Times New Roman" w:hAnsi="Times New Roman" w:cs="Times New Roman"/>
+          <w:b/>
+          <w:bCs/>
+          <w:kern w:val="0"/>
           <w14:ligatures w14:val="none"/>
         </w:rPr>
         <w:t xml:space="preserve">Vì sao không nên sử dụng </w:t>
@@ -1774,7 +1785,6 @@
           <w:kern w:val="0"/>
           <w:sz w:val="20"/>
           <w:szCs w:val="20"/>
-          <w:lang/>
           <w14:ligatures w14:val="none"/>
         </w:rPr>
         <w:t>useMemo</w:t>
@@ -1785,7 +1795,6 @@
           <w:b/>
           <w:bCs/>
           <w:kern w:val="0"/>
-          <w:lang/>
           <w14:ligatures w14:val="none"/>
         </w:rPr>
         <w:t xml:space="preserve"> và </w:t>
@@ -1798,7 +1807,6 @@
           <w:kern w:val="0"/>
           <w:sz w:val="20"/>
           <w:szCs w:val="20"/>
-          <w:lang/>
           <w14:ligatures w14:val="none"/>
         </w:rPr>
         <w:t>useCallback</w:t>
@@ -1809,7 +1817,6 @@
           <w:b/>
           <w:bCs/>
           <w:kern w:val="0"/>
-          <w:lang/>
           <w14:ligatures w14:val="none"/>
         </w:rPr>
         <w:t xml:space="preserve"> cho mọi trường hợp?</w:t>
@@ -1826,7 +1833,6 @@
         <w:rPr>
           <w:rFonts w:ascii="Times New Roman" w:eastAsia="Times New Roman" w:hAnsi="Times New Roman" w:cs="Times New Roman"/>
           <w:kern w:val="0"/>
-          <w:lang/>
           <w14:ligatures w14:val="none"/>
         </w:rPr>
       </w:pPr>
@@ -1851,17 +1857,15 @@
           <w:b/>
           <w:bCs/>
           <w:kern w:val="0"/>
-          <w:lang/>
-          <w14:ligatures w14:val="none"/>
-        </w:rPr>
-      </w:pPr>
-      <w:r>
-        <w:rPr>
-          <w:rFonts w:ascii="Times New Roman" w:eastAsia="Times New Roman" w:hAnsi="Times New Roman" w:cs="Times New Roman"/>
-          <w:b/>
-          <w:bCs/>
-          <w:kern w:val="0"/>
-          <w:lang/>
+          <w14:ligatures w14:val="none"/>
+        </w:rPr>
+      </w:pPr>
+      <w:r>
+        <w:rPr>
+          <w:rFonts w:ascii="Times New Roman" w:eastAsia="Times New Roman" w:hAnsi="Times New Roman" w:cs="Times New Roman"/>
+          <w:b/>
+          <w:bCs/>
+          <w:kern w:val="0"/>
           <w14:ligatures w14:val="none"/>
         </w:rPr>
         <w:t>Reducer có được thay đổi trực tiếp state hiện tại không? Vì sao?</w:t>
@@ -1878,7 +1882,6 @@
         <w:rPr>
           <w:rFonts w:ascii="Times New Roman" w:eastAsia="Times New Roman" w:hAnsi="Times New Roman" w:cs="Times New Roman"/>
           <w:kern w:val="0"/>
-          <w:lang/>
           <w14:ligatures w14:val="none"/>
         </w:rPr>
       </w:pPr>
@@ -2878,6 +2881,7 @@
   <w:style w:type="character" w:default="1" w:styleId="DefaultParagraphFont">
     <w:name w:val="Default Paragraph Font"/>
     <w:uiPriority w:val="1"/>
+    <w:semiHidden/>
     <w:unhideWhenUsed/>
   </w:style>
   <w:style w:type="table" w:default="1" w:styleId="TableNormal">
@@ -3191,6 +3195,41 @@
       <w:spacing w:val="5"/>
     </w:rPr>
   </w:style>
+  <w:style w:type="character" w:styleId="Hyperlink">
+    <w:name w:val="Hyperlink"/>
+    <w:basedOn w:val="DefaultParagraphFont"/>
+    <w:uiPriority w:val="99"/>
+    <w:unhideWhenUsed/>
+    <w:rsid w:val="001C254D"/>
+    <w:rPr>
+      <w:color w:val="0563C1" w:themeColor="hyperlink"/>
+      <w:u w:val="single"/>
+    </w:rPr>
+  </w:style>
+  <w:style w:type="character" w:styleId="UnresolvedMention">
+    <w:name w:val="Unresolved Mention"/>
+    <w:basedOn w:val="DefaultParagraphFont"/>
+    <w:uiPriority w:val="99"/>
+    <w:semiHidden/>
+    <w:unhideWhenUsed/>
+    <w:rsid w:val="001C254D"/>
+    <w:rPr>
+      <w:color w:val="605E5C"/>
+      <w:shd w:val="clear" w:color="auto" w:fill="E1DFDD"/>
+    </w:rPr>
+  </w:style>
+  <w:style w:type="character" w:styleId="FollowedHyperlink">
+    <w:name w:val="FollowedHyperlink"/>
+    <w:basedOn w:val="DefaultParagraphFont"/>
+    <w:uiPriority w:val="99"/>
+    <w:semiHidden/>
+    <w:unhideWhenUsed/>
+    <w:rsid w:val="001C254D"/>
+    <w:rPr>
+      <w:color w:val="954F72" w:themeColor="followedHyperlink"/>
+      <w:u w:val="single"/>
+    </w:rPr>
+  </w:style>
 </w:styles>
 </file>
 
